--- a/Commands that I have used for step 4.docx
+++ b/Commands that I have used for step 4.docx
@@ -19,6 +19,12 @@
           <w:lang w:val="en-US"/>
         </w:rPr>
         <w:br/>
+      </w:r>
+      <w:r>
+        <w:rPr>
+          <w:lang w:val="en-US"/>
+        </w:rPr>
+        <w:t># Used the published images from commands to run for q3</w:t>
       </w:r>
     </w:p>
     <w:p>
